--- a/cp cheatr sheatpages/Page20_GraphRep_DFS_BFS.docx
+++ b/cp cheatr sheatpages/Page20_GraphRep_DFS_BFS.docx
@@ -22,19 +22,6 @@
       <w:r>
         <w:rPr>
           <w:rFonts w:ascii="Consolas" w:eastAsia="Consolas" w:hAnsi="Consolas" w:cs="Consolas"/>
-          <w:i/>
-          <w:iCs/>
-          <w:color w:val="555555"/>
-          <w:sz w:val="24"/>
-          <w:szCs w:val="24"/>
-        </w:rPr>
-        <w:t>Use when: representing any graph — sparse-friendly, O(V+E) space.</w:t>
-      </w:r>
-    </w:p>
-    <w:p>
-      <w:r>
-        <w:rPr>
-          <w:rFonts w:ascii="Consolas" w:eastAsia="Consolas" w:hAnsi="Consolas" w:cs="Consolas"/>
           <w:sz w:val="24"/>
           <w:szCs w:val="24"/>
         </w:rPr>
@@ -43,11 +30,69 @@
       <w:r>
         <w:rPr>
           <w:rFonts w:ascii="Consolas" w:eastAsia="Consolas" w:hAnsi="Consolas" w:cs="Consolas"/>
-          <w:color w:val="555555"/>
-          <w:sz w:val="24"/>
-          <w:szCs w:val="24"/>
-        </w:rPr>
-        <w:t xml:space="preserve">  // unweighted</w:t>
+          <w:sz w:val="24"/>
+          <w:szCs w:val="24"/>
+        </w:rPr>
+        <w:tab/>
+      </w:r>
+      <w:r>
+        <w:rPr>
+          <w:rFonts w:ascii="Consolas" w:eastAsia="Consolas" w:hAnsi="Consolas" w:cs="Consolas"/>
+          <w:sz w:val="24"/>
+          <w:szCs w:val="24"/>
+        </w:rPr>
+        <w:tab/>
+      </w:r>
+      <w:r>
+        <w:rPr>
+          <w:rFonts w:ascii="Consolas" w:eastAsia="Consolas" w:hAnsi="Consolas" w:cs="Consolas"/>
+          <w:sz w:val="24"/>
+          <w:szCs w:val="24"/>
+        </w:rPr>
+        <w:tab/>
+      </w:r>
+      <w:r>
+        <w:rPr>
+          <w:rFonts w:ascii="Consolas" w:eastAsia="Consolas" w:hAnsi="Consolas" w:cs="Consolas"/>
+          <w:sz w:val="24"/>
+          <w:szCs w:val="24"/>
+        </w:rPr>
+        <w:tab/>
+      </w:r>
+      <w:r>
+        <w:rPr>
+          <w:rFonts w:ascii="Consolas" w:eastAsia="Consolas" w:hAnsi="Consolas" w:cs="Consolas"/>
+          <w:sz w:val="24"/>
+          <w:szCs w:val="24"/>
+        </w:rPr>
+        <w:tab/>
+      </w:r>
+      <w:r>
+        <w:rPr>
+          <w:rFonts w:ascii="Consolas" w:eastAsia="Consolas" w:hAnsi="Consolas" w:cs="Consolas"/>
+          <w:color w:val="555555"/>
+          <w:sz w:val="24"/>
+          <w:szCs w:val="24"/>
+        </w:rPr>
+        <w:t xml:space="preserve"> </w:t>
+      </w:r>
+      <w:r>
+        <w:rPr>
+          <w:rFonts w:ascii="Consolas" w:eastAsia="Consolas" w:hAnsi="Consolas" w:cs="Consolas"/>
+          <w:color w:val="555555"/>
+          <w:sz w:val="24"/>
+          <w:szCs w:val="24"/>
+        </w:rPr>
+        <w:tab/>
+      </w:r>
+      <w:r>
+        <w:rPr>
+          <w:rFonts w:ascii="Consolas" w:eastAsia="Consolas" w:hAnsi="Consolas" w:cs="Consolas"/>
+          <w:color w:val="555555"/>
+          <w:sz w:val="24"/>
+          <w:szCs w:val="24"/>
+        </w:rPr>
+        <w:t xml:space="preserve"> // unweighted</w:t>
       </w:r>
     </w:p>
     <w:p>
@@ -102,7 +147,43 @@
           <w:sz w:val="24"/>
           <w:szCs w:val="24"/>
         </w:rPr>
-        <w:t xml:space="preserve">  // undirected edge u-v</w:t>
+        <w:t xml:space="preserve">  </w:t>
+      </w:r>
+      <w:r>
+        <w:rPr>
+          <w:rFonts w:ascii="Consolas" w:eastAsia="Consolas" w:hAnsi="Consolas" w:cs="Consolas"/>
+          <w:color w:val="555555"/>
+          <w:sz w:val="24"/>
+          <w:szCs w:val="24"/>
+        </w:rPr>
+        <w:tab/>
+      </w:r>
+      <w:r>
+        <w:rPr>
+          <w:rFonts w:ascii="Consolas" w:eastAsia="Consolas" w:hAnsi="Consolas" w:cs="Consolas"/>
+          <w:color w:val="555555"/>
+          <w:sz w:val="24"/>
+          <w:szCs w:val="24"/>
+        </w:rPr>
+        <w:tab/>
+      </w:r>
+      <w:r>
+        <w:rPr>
+          <w:rFonts w:ascii="Consolas" w:eastAsia="Consolas" w:hAnsi="Consolas" w:cs="Consolas"/>
+          <w:color w:val="555555"/>
+          <w:sz w:val="24"/>
+          <w:szCs w:val="24"/>
+        </w:rPr>
+        <w:tab/>
+      </w:r>
+      <w:r>
+        <w:rPr>
+          <w:rFonts w:ascii="Consolas" w:eastAsia="Consolas" w:hAnsi="Consolas" w:cs="Consolas"/>
+          <w:color w:val="555555"/>
+          <w:sz w:val="24"/>
+          <w:szCs w:val="24"/>
+        </w:rPr>
+        <w:t>// undirected edge u-v</w:t>
       </w:r>
     </w:p>
     <w:p>
@@ -139,7 +220,70 @@
           <w:sz w:val="24"/>
           <w:szCs w:val="24"/>
         </w:rPr>
-        <w:t xml:space="preserve">  // directed edge u-&gt;v only</w:t>
+        <w:t xml:space="preserve"> </w:t>
+      </w:r>
+      <w:r>
+        <w:rPr>
+          <w:rFonts w:ascii="Consolas" w:eastAsia="Consolas" w:hAnsi="Consolas" w:cs="Consolas"/>
+          <w:color w:val="555555"/>
+          <w:sz w:val="24"/>
+          <w:szCs w:val="24"/>
+        </w:rPr>
+        <w:tab/>
+      </w:r>
+      <w:r>
+        <w:rPr>
+          <w:rFonts w:ascii="Consolas" w:eastAsia="Consolas" w:hAnsi="Consolas" w:cs="Consolas"/>
+          <w:color w:val="555555"/>
+          <w:sz w:val="24"/>
+          <w:szCs w:val="24"/>
+        </w:rPr>
+        <w:tab/>
+      </w:r>
+      <w:r>
+        <w:rPr>
+          <w:rFonts w:ascii="Consolas" w:eastAsia="Consolas" w:hAnsi="Consolas" w:cs="Consolas"/>
+          <w:color w:val="555555"/>
+          <w:sz w:val="24"/>
+          <w:szCs w:val="24"/>
+        </w:rPr>
+        <w:tab/>
+      </w:r>
+      <w:r>
+        <w:rPr>
+          <w:rFonts w:ascii="Consolas" w:eastAsia="Consolas" w:hAnsi="Consolas" w:cs="Consolas"/>
+          <w:color w:val="555555"/>
+          <w:sz w:val="24"/>
+          <w:szCs w:val="24"/>
+        </w:rPr>
+        <w:tab/>
+      </w:r>
+      <w:r>
+        <w:rPr>
+          <w:rFonts w:ascii="Consolas" w:eastAsia="Consolas" w:hAnsi="Consolas" w:cs="Consolas"/>
+          <w:color w:val="555555"/>
+          <w:sz w:val="24"/>
+          <w:szCs w:val="24"/>
+        </w:rPr>
+        <w:tab/>
+      </w:r>
+      <w:r>
+        <w:rPr>
+          <w:rFonts w:ascii="Consolas" w:eastAsia="Consolas" w:hAnsi="Consolas" w:cs="Consolas"/>
+          <w:color w:val="555555"/>
+          <w:sz w:val="24"/>
+          <w:szCs w:val="24"/>
+        </w:rPr>
+        <w:tab/>
+      </w:r>
+      <w:r>
+        <w:rPr>
+          <w:rFonts w:ascii="Consolas" w:eastAsia="Consolas" w:hAnsi="Consolas" w:cs="Consolas"/>
+          <w:color w:val="555555"/>
+          <w:sz w:val="24"/>
+          <w:szCs w:val="24"/>
+        </w:rPr>
+        <w:t xml:space="preserve"> // directed edge u-&gt;v only</w:t>
       </w:r>
     </w:p>
     <w:p>
@@ -194,7 +338,34 @@
           <w:sz w:val="24"/>
           <w:szCs w:val="24"/>
         </w:rPr>
-        <w:t xml:space="preserve">  // </w:t>
+        <w:t xml:space="preserve">  </w:t>
+      </w:r>
+      <w:r>
+        <w:rPr>
+          <w:rFonts w:ascii="Consolas" w:eastAsia="Consolas" w:hAnsi="Consolas" w:cs="Consolas"/>
+          <w:color w:val="555555"/>
+          <w:sz w:val="24"/>
+          <w:szCs w:val="24"/>
+        </w:rPr>
+        <w:tab/>
+      </w:r>
+      <w:r>
+        <w:rPr>
+          <w:rFonts w:ascii="Consolas" w:eastAsia="Consolas" w:hAnsi="Consolas" w:cs="Consolas"/>
+          <w:color w:val="555555"/>
+          <w:sz w:val="24"/>
+          <w:szCs w:val="24"/>
+        </w:rPr>
+        <w:tab/>
+      </w:r>
+      <w:r>
+        <w:rPr>
+          <w:rFonts w:ascii="Consolas" w:eastAsia="Consolas" w:hAnsi="Consolas" w:cs="Consolas"/>
+          <w:color w:val="555555"/>
+          <w:sz w:val="24"/>
+          <w:szCs w:val="24"/>
+        </w:rPr>
+        <w:t xml:space="preserve">// </w:t>
       </w:r>
       <w:proofErr w:type="gramStart"/>
       <w:r>
@@ -317,7 +488,7 @@
           <w:sz w:val="24"/>
           <w:szCs w:val="24"/>
         </w:rPr>
-        <w:t>Use when: exploring as deep as possible before backtracking — connectivity, cycles, paths.</w:t>
+        <w:t>Use: exploring as deep as possible before backtracking connectivity, cycles, paths.</w:t>
       </w:r>
     </w:p>
     <w:p>
@@ -417,6 +588,11 @@
       </w:r>
     </w:p>
     <w:p>
+      <w:pPr>
+        <w:rPr>
+          <w:u w:val="single"/>
+        </w:rPr>
+      </w:pPr>
       <w:r>
         <w:rPr>
           <w:rFonts w:ascii="Consolas" w:eastAsia="Consolas" w:hAnsi="Consolas" w:cs="Consolas"/>
@@ -425,13 +601,52 @@
         </w:rPr>
         <w:t>}</w:t>
       </w:r>
-    </w:p>
-    <w:p>
-      <w:r>
-        <w:rPr>
-          <w:rFonts w:ascii="Consolas" w:eastAsia="Consolas" w:hAnsi="Consolas" w:cs="Consolas"/>
-          <w:sz w:val="24"/>
-          <w:szCs w:val="24"/>
+      <w:r>
+        <w:rPr>
+          <w:rFonts w:ascii="Consolas" w:eastAsia="Consolas" w:hAnsi="Consolas" w:cs="Consolas"/>
+          <w:sz w:val="24"/>
+          <w:szCs w:val="24"/>
+        </w:rPr>
+        <w:tab/>
+      </w:r>
+      <w:r>
+        <w:rPr>
+          <w:rFonts w:ascii="Consolas" w:eastAsia="Consolas" w:hAnsi="Consolas" w:cs="Consolas"/>
+          <w:sz w:val="24"/>
+          <w:szCs w:val="24"/>
+        </w:rPr>
+        <w:tab/>
+      </w:r>
+      <w:r>
+        <w:rPr>
+          <w:rFonts w:ascii="Consolas" w:eastAsia="Consolas" w:hAnsi="Consolas" w:cs="Consolas"/>
+          <w:sz w:val="24"/>
+          <w:szCs w:val="24"/>
+        </w:rPr>
+        <w:tab/>
+      </w:r>
+      <w:r>
+        <w:rPr>
+          <w:rFonts w:ascii="Consolas" w:eastAsia="Consolas" w:hAnsi="Consolas" w:cs="Consolas"/>
+          <w:sz w:val="24"/>
+          <w:szCs w:val="24"/>
+        </w:rPr>
+        <w:tab/>
+      </w:r>
+      <w:r>
+        <w:rPr>
+          <w:rFonts w:ascii="Consolas" w:eastAsia="Consolas" w:hAnsi="Consolas" w:cs="Consolas"/>
+          <w:sz w:val="24"/>
+          <w:szCs w:val="24"/>
+        </w:rPr>
+        <w:br/>
+      </w:r>
+      <w:r>
+        <w:rPr>
+          <w:rFonts w:ascii="Consolas" w:eastAsia="Consolas" w:hAnsi="Consolas" w:cs="Consolas"/>
+          <w:sz w:val="24"/>
+          <w:szCs w:val="24"/>
+          <w:u w:val="single"/>
         </w:rPr>
         <w:t>// iterative version (avoids stack overflow on deep graphs)</w:t>
       </w:r>
@@ -973,6 +1188,13 @@
       </w:r>
     </w:p>
     <w:p>
+      <w:pPr>
+        <w:rPr>
+          <w:rFonts w:ascii="Consolas" w:eastAsia="Consolas" w:hAnsi="Consolas" w:cs="Consolas"/>
+          <w:sz w:val="24"/>
+          <w:szCs w:val="24"/>
+        </w:rPr>
+      </w:pPr>
       <w:r>
         <w:rPr>
           <w:rFonts w:ascii="Consolas" w:eastAsia="Consolas" w:hAnsi="Consolas" w:cs="Consolas"/>
@@ -981,15 +1203,14 @@
         </w:rPr>
         <w:t>}</w:t>
       </w:r>
-    </w:p>
-    <w:p>
-      <w:pPr>
-        <w:rPr>
-          <w:rFonts w:ascii="Consolas" w:eastAsia="Consolas" w:hAnsi="Consolas" w:cs="Consolas"/>
-          <w:sz w:val="24"/>
-          <w:szCs w:val="24"/>
-        </w:rPr>
-      </w:pPr>
+      <w:r>
+        <w:rPr>
+          <w:rFonts w:ascii="Consolas" w:eastAsia="Consolas" w:hAnsi="Consolas" w:cs="Consolas"/>
+          <w:sz w:val="24"/>
+          <w:szCs w:val="24"/>
+        </w:rPr>
+        <w:tab/>
+      </w:r>
       <w:r>
         <w:rPr>
           <w:rFonts w:ascii="Consolas" w:eastAsia="Consolas" w:hAnsi="Consolas" w:cs="Consolas"/>
@@ -1417,6 +1638,7 @@
     </w:p>
     <w:p>
       <w:pPr>
+        <w:jc w:val="center"/>
         <w:rPr>
           <w:rFonts w:ascii="Consolas" w:hAnsi="Consolas"/>
           <w:sz w:val="24"/>
@@ -1431,10 +1653,47 @@
         </w:rPr>
         <w:t>}</w:t>
       </w:r>
-    </w:p>
-    <w:p>
-      <w:pPr>
-        <w:jc w:val="center"/>
+      <w:r>
+        <w:rPr>
+          <w:rFonts w:ascii="Consolas" w:hAnsi="Consolas"/>
+          <w:sz w:val="24"/>
+          <w:szCs w:val="24"/>
+        </w:rPr>
+        <w:tab/>
+      </w:r>
+      <w:r>
+        <w:rPr>
+          <w:rFonts w:ascii="Consolas" w:hAnsi="Consolas"/>
+          <w:sz w:val="24"/>
+          <w:szCs w:val="24"/>
+        </w:rPr>
+        <w:tab/>
+      </w:r>
+      <w:r>
+        <w:rPr>
+          <w:rFonts w:ascii="Consolas" w:hAnsi="Consolas"/>
+          <w:sz w:val="24"/>
+          <w:szCs w:val="24"/>
+        </w:rPr>
+        <w:tab/>
+      </w:r>
+      <w:r>
+        <w:rPr>
+          <w:rFonts w:ascii="Consolas" w:hAnsi="Consolas"/>
+          <w:sz w:val="24"/>
+          <w:szCs w:val="24"/>
+        </w:rPr>
+        <w:tab/>
+      </w:r>
+      <w:r>
+        <w:rPr>
+          <w:rFonts w:ascii="Consolas" w:hAnsi="Consolas"/>
+          <w:sz w:val="24"/>
+          <w:szCs w:val="24"/>
+        </w:rPr>
+        <w:br/>
+      </w:r>
+      <w:r>
         <w:rPr>
           <w:rFonts w:ascii="Consolas" w:hAnsi="Consolas"/>
           <w:b/>
@@ -1442,174 +1701,285 @@
           <w:sz w:val="24"/>
           <w:szCs w:val="24"/>
         </w:rPr>
+        <w:t>===== BFS SHORTEST PATH RECONSTRUCTION =====</w:t>
+      </w:r>
+    </w:p>
+    <w:p>
+      <w:pPr>
+        <w:rPr>
+          <w:rFonts w:ascii="Consolas" w:hAnsi="Consolas"/>
+          <w:sz w:val="24"/>
+          <w:szCs w:val="24"/>
+        </w:rPr>
       </w:pPr>
       <w:r>
         <w:rPr>
           <w:rFonts w:ascii="Consolas" w:hAnsi="Consolas"/>
+          <w:sz w:val="24"/>
+          <w:szCs w:val="24"/>
+        </w:rPr>
+        <w:t>vector&lt;int&gt; parent(n, -1);</w:t>
+      </w:r>
+    </w:p>
+    <w:p>
+      <w:pPr>
+        <w:rPr>
+          <w:rFonts w:ascii="Consolas" w:hAnsi="Consolas"/>
+          <w:sz w:val="24"/>
+          <w:szCs w:val="24"/>
+        </w:rPr>
+      </w:pPr>
+      <w:r>
+        <w:rPr>
+          <w:rFonts w:ascii="Consolas" w:hAnsi="Consolas"/>
+          <w:sz w:val="24"/>
+          <w:szCs w:val="24"/>
+        </w:rPr>
+        <w:t xml:space="preserve">// inside </w:t>
+      </w:r>
+      <w:proofErr w:type="spellStart"/>
+      <w:r>
+        <w:rPr>
+          <w:rFonts w:ascii="Consolas" w:hAnsi="Consolas"/>
+          <w:sz w:val="24"/>
+          <w:szCs w:val="24"/>
+        </w:rPr>
+        <w:t>bfs</w:t>
+      </w:r>
+      <w:proofErr w:type="spellEnd"/>
+      <w:r>
+        <w:rPr>
+          <w:rFonts w:ascii="Consolas" w:hAnsi="Consolas"/>
+          <w:sz w:val="24"/>
+          <w:szCs w:val="24"/>
+        </w:rPr>
+        <w:t>, when visiting v from u: parent[v] = u;</w:t>
+      </w:r>
+    </w:p>
+    <w:p>
+      <w:pPr>
+        <w:rPr>
+          <w:rFonts w:ascii="Consolas" w:hAnsi="Consolas"/>
+          <w:sz w:val="24"/>
+          <w:szCs w:val="24"/>
+        </w:rPr>
+      </w:pPr>
+      <w:r>
+        <w:rPr>
+          <w:rFonts w:ascii="Consolas" w:hAnsi="Consolas"/>
+          <w:sz w:val="24"/>
+          <w:szCs w:val="24"/>
+        </w:rPr>
+        <w:t>vector&lt;int&gt; path;</w:t>
+      </w:r>
+    </w:p>
+    <w:p>
+      <w:pPr>
+        <w:rPr>
+          <w:rFonts w:ascii="Consolas" w:hAnsi="Consolas"/>
+          <w:sz w:val="24"/>
+          <w:szCs w:val="24"/>
+        </w:rPr>
+      </w:pPr>
+      <w:r>
+        <w:rPr>
+          <w:rFonts w:ascii="Consolas" w:hAnsi="Consolas"/>
+          <w:sz w:val="24"/>
+          <w:szCs w:val="24"/>
+        </w:rPr>
+        <w:t xml:space="preserve">for (int v=target; v!=-1; v=parent[v]) </w:t>
+      </w:r>
+      <w:proofErr w:type="spellStart"/>
+      <w:r>
+        <w:rPr>
+          <w:rFonts w:ascii="Consolas" w:hAnsi="Consolas"/>
+          <w:sz w:val="24"/>
+          <w:szCs w:val="24"/>
+        </w:rPr>
+        <w:t>path.push_back</w:t>
+      </w:r>
+      <w:proofErr w:type="spellEnd"/>
+      <w:r>
+        <w:rPr>
+          <w:rFonts w:ascii="Consolas" w:hAnsi="Consolas"/>
+          <w:sz w:val="24"/>
+          <w:szCs w:val="24"/>
+        </w:rPr>
+        <w:t>(v);</w:t>
+      </w:r>
+    </w:p>
+    <w:p>
+      <w:pPr>
+        <w:rPr>
+          <w:rFonts w:ascii="Consolas" w:eastAsia="Consolas" w:hAnsi="Consolas" w:cs="Consolas"/>
+          <w:color w:val="555555"/>
+          <w:sz w:val="24"/>
+          <w:szCs w:val="24"/>
+        </w:rPr>
+      </w:pPr>
+      <w:r>
+        <w:rPr>
+          <w:rFonts w:ascii="Consolas" w:hAnsi="Consolas"/>
+          <w:sz w:val="24"/>
+          <w:szCs w:val="24"/>
+        </w:rPr>
+        <w:t>reverse(</w:t>
+      </w:r>
+      <w:proofErr w:type="spellStart"/>
+      <w:r>
+        <w:rPr>
+          <w:rFonts w:ascii="Consolas" w:hAnsi="Consolas"/>
+          <w:sz w:val="24"/>
+          <w:szCs w:val="24"/>
+        </w:rPr>
+        <w:t>path.begin</w:t>
+      </w:r>
+      <w:proofErr w:type="spellEnd"/>
+      <w:r>
+        <w:rPr>
+          <w:rFonts w:ascii="Consolas" w:hAnsi="Consolas"/>
+          <w:sz w:val="24"/>
+          <w:szCs w:val="24"/>
+        </w:rPr>
+        <w:t xml:space="preserve">(), </w:t>
+      </w:r>
+      <w:proofErr w:type="spellStart"/>
+      <w:r>
+        <w:rPr>
+          <w:rFonts w:ascii="Consolas" w:hAnsi="Consolas"/>
+          <w:sz w:val="24"/>
+          <w:szCs w:val="24"/>
+        </w:rPr>
+        <w:t>path.end</w:t>
+      </w:r>
+      <w:proofErr w:type="spellEnd"/>
+      <w:r>
+        <w:rPr>
+          <w:rFonts w:ascii="Consolas" w:hAnsi="Consolas"/>
+          <w:sz w:val="24"/>
+          <w:szCs w:val="24"/>
+        </w:rPr>
+        <w:t>());</w:t>
+      </w:r>
+      <w:r>
+        <w:rPr>
+          <w:rFonts w:ascii="Consolas" w:hAnsi="Consolas"/>
+          <w:sz w:val="24"/>
+          <w:szCs w:val="24"/>
+        </w:rPr>
+        <w:br/>
+      </w:r>
+      <w:r>
+        <w:rPr>
+          <w:rFonts w:ascii="Consolas" w:eastAsia="Consolas" w:hAnsi="Consolas" w:cs="Consolas"/>
           <w:b/>
           <w:bCs/>
-          <w:sz w:val="24"/>
-          <w:szCs w:val="24"/>
-        </w:rPr>
-        <w:t>===== BFS SHORTEST PATH RECONSTRUCTION =====</w:t>
+          <w:color w:val="555555"/>
+          <w:sz w:val="24"/>
+          <w:szCs w:val="24"/>
+        </w:rPr>
+        <w:t>// U R D L</w:t>
       </w:r>
     </w:p>
     <w:p>
       <w:pPr>
         <w:rPr>
-          <w:rFonts w:ascii="Consolas" w:hAnsi="Consolas"/>
+          <w:rFonts w:ascii="Consolas" w:eastAsia="Consolas" w:hAnsi="Consolas" w:cs="Consolas"/>
+          <w:color w:val="555555"/>
           <w:sz w:val="24"/>
           <w:szCs w:val="24"/>
         </w:rPr>
       </w:pPr>
       <w:r>
         <w:rPr>
-          <w:rFonts w:ascii="Consolas" w:hAnsi="Consolas"/>
-          <w:sz w:val="24"/>
-          <w:szCs w:val="24"/>
-        </w:rPr>
-        <w:t>vector&lt;int&gt; parent(n, -1);</w:t>
-      </w:r>
+          <w:rFonts w:ascii="Consolas" w:eastAsia="Consolas" w:hAnsi="Consolas" w:cs="Consolas"/>
+          <w:color w:val="555555"/>
+          <w:sz w:val="24"/>
+          <w:szCs w:val="24"/>
+        </w:rPr>
+        <w:t xml:space="preserve">int dx[] </w:t>
+      </w:r>
+      <w:proofErr w:type="gramStart"/>
+      <w:r>
+        <w:rPr>
+          <w:rFonts w:ascii="Consolas" w:eastAsia="Consolas" w:hAnsi="Consolas" w:cs="Consolas"/>
+          <w:color w:val="555555"/>
+          <w:sz w:val="24"/>
+          <w:szCs w:val="24"/>
+        </w:rPr>
+        <w:t>= {-</w:t>
+      </w:r>
+      <w:proofErr w:type="gramEnd"/>
+      <w:r>
+        <w:rPr>
+          <w:rFonts w:ascii="Consolas" w:eastAsia="Consolas" w:hAnsi="Consolas" w:cs="Consolas"/>
+          <w:color w:val="555555"/>
+          <w:sz w:val="24"/>
+          <w:szCs w:val="24"/>
+        </w:rPr>
+        <w:t>1,0,</w:t>
+      </w:r>
+      <w:proofErr w:type="gramStart"/>
+      <w:r>
+        <w:rPr>
+          <w:rFonts w:ascii="Consolas" w:eastAsia="Consolas" w:hAnsi="Consolas" w:cs="Consolas"/>
+          <w:color w:val="555555"/>
+          <w:sz w:val="24"/>
+          <w:szCs w:val="24"/>
+        </w:rPr>
+        <w:t>1,0};</w:t>
+      </w:r>
+      <w:proofErr w:type="gramEnd"/>
     </w:p>
     <w:p>
       <w:pPr>
         <w:rPr>
-          <w:rFonts w:ascii="Consolas" w:hAnsi="Consolas"/>
+          <w:rFonts w:ascii="Consolas" w:eastAsia="Consolas" w:hAnsi="Consolas" w:cs="Consolas"/>
+          <w:color w:val="555555"/>
           <w:sz w:val="24"/>
           <w:szCs w:val="24"/>
         </w:rPr>
       </w:pPr>
       <w:r>
         <w:rPr>
-          <w:rFonts w:ascii="Consolas" w:hAnsi="Consolas"/>
-          <w:sz w:val="24"/>
-          <w:szCs w:val="24"/>
-        </w:rPr>
-        <w:t xml:space="preserve">// inside </w:t>
-      </w:r>
-      <w:proofErr w:type="spellStart"/>
-      <w:r>
-        <w:rPr>
-          <w:rFonts w:ascii="Consolas" w:hAnsi="Consolas"/>
-          <w:sz w:val="24"/>
-          <w:szCs w:val="24"/>
-        </w:rPr>
-        <w:t>bfs</w:t>
-      </w:r>
-      <w:proofErr w:type="spellEnd"/>
-      <w:r>
-        <w:rPr>
-          <w:rFonts w:ascii="Consolas" w:hAnsi="Consolas"/>
-          <w:sz w:val="24"/>
-          <w:szCs w:val="24"/>
-        </w:rPr>
-        <w:t>, when visiting v from u: parent[v] = u;</w:t>
-      </w:r>
-    </w:p>
-    <w:p>
-      <w:pPr>
-        <w:rPr>
-          <w:rFonts w:ascii="Consolas" w:hAnsi="Consolas"/>
-          <w:sz w:val="24"/>
-          <w:szCs w:val="24"/>
-        </w:rPr>
-      </w:pPr>
-      <w:r>
-        <w:rPr>
-          <w:rFonts w:ascii="Consolas" w:hAnsi="Consolas"/>
-          <w:sz w:val="24"/>
-          <w:szCs w:val="24"/>
-        </w:rPr>
-        <w:t>vector&lt;int&gt; path;</w:t>
-      </w:r>
-    </w:p>
-    <w:p>
-      <w:pPr>
-        <w:rPr>
-          <w:rFonts w:ascii="Consolas" w:hAnsi="Consolas"/>
-          <w:sz w:val="24"/>
-          <w:szCs w:val="24"/>
-        </w:rPr>
-      </w:pPr>
-      <w:r>
-        <w:rPr>
-          <w:rFonts w:ascii="Consolas" w:hAnsi="Consolas"/>
-          <w:sz w:val="24"/>
-          <w:szCs w:val="24"/>
-        </w:rPr>
-        <w:t xml:space="preserve">for (int v=target; v!=-1; v=parent[v]) </w:t>
-      </w:r>
-      <w:proofErr w:type="spellStart"/>
-      <w:r>
-        <w:rPr>
-          <w:rFonts w:ascii="Consolas" w:hAnsi="Consolas"/>
-          <w:sz w:val="24"/>
-          <w:szCs w:val="24"/>
-        </w:rPr>
-        <w:t>path.push_back</w:t>
-      </w:r>
-      <w:proofErr w:type="spellEnd"/>
-      <w:r>
-        <w:rPr>
-          <w:rFonts w:ascii="Consolas" w:hAnsi="Consolas"/>
-          <w:sz w:val="24"/>
-          <w:szCs w:val="24"/>
-        </w:rPr>
-        <w:t>(v);</w:t>
-      </w:r>
-    </w:p>
-    <w:p>
-      <w:pPr>
-        <w:rPr>
-          <w:rFonts w:ascii="Consolas" w:hAnsi="Consolas"/>
-          <w:sz w:val="32"/>
-          <w:szCs w:val="32"/>
-        </w:rPr>
-      </w:pPr>
-      <w:r>
-        <w:rPr>
-          <w:rFonts w:ascii="Consolas" w:hAnsi="Consolas"/>
-          <w:sz w:val="24"/>
-          <w:szCs w:val="24"/>
-        </w:rPr>
-        <w:t>reverse(</w:t>
-      </w:r>
-      <w:proofErr w:type="spellStart"/>
-      <w:r>
-        <w:rPr>
-          <w:rFonts w:ascii="Consolas" w:hAnsi="Consolas"/>
-          <w:sz w:val="24"/>
-          <w:szCs w:val="24"/>
-        </w:rPr>
-        <w:t>path.begin</w:t>
-      </w:r>
-      <w:proofErr w:type="spellEnd"/>
-      <w:r>
-        <w:rPr>
-          <w:rFonts w:ascii="Consolas" w:hAnsi="Consolas"/>
-          <w:sz w:val="24"/>
-          <w:szCs w:val="24"/>
-        </w:rPr>
-        <w:t xml:space="preserve">(), </w:t>
-      </w:r>
-      <w:proofErr w:type="spellStart"/>
-      <w:r>
-        <w:rPr>
-          <w:rFonts w:ascii="Consolas" w:hAnsi="Consolas"/>
-          <w:sz w:val="24"/>
-          <w:szCs w:val="24"/>
-        </w:rPr>
-        <w:t>path.end</w:t>
-      </w:r>
-      <w:proofErr w:type="spellEnd"/>
-      <w:r>
-        <w:rPr>
-          <w:rFonts w:ascii="Consolas" w:hAnsi="Consolas"/>
-          <w:sz w:val="24"/>
-          <w:szCs w:val="24"/>
-        </w:rPr>
-        <w:t>());</w:t>
-      </w:r>
+          <w:rFonts w:ascii="Consolas" w:eastAsia="Consolas" w:hAnsi="Consolas" w:cs="Consolas"/>
+          <w:color w:val="555555"/>
+          <w:sz w:val="24"/>
+          <w:szCs w:val="24"/>
+        </w:rPr>
+        <w:t xml:space="preserve">int </w:t>
+      </w:r>
+      <w:proofErr w:type="spellStart"/>
+      <w:r>
+        <w:rPr>
+          <w:rFonts w:ascii="Consolas" w:eastAsia="Consolas" w:hAnsi="Consolas" w:cs="Consolas"/>
+          <w:color w:val="555555"/>
+          <w:sz w:val="24"/>
+          <w:szCs w:val="24"/>
+        </w:rPr>
+        <w:t>dy</w:t>
+      </w:r>
+      <w:proofErr w:type="spellEnd"/>
+      <w:r>
+        <w:rPr>
+          <w:rFonts w:ascii="Consolas" w:eastAsia="Consolas" w:hAnsi="Consolas" w:cs="Consolas"/>
+          <w:color w:val="555555"/>
+          <w:sz w:val="24"/>
+          <w:szCs w:val="24"/>
+        </w:rPr>
+        <w:t>[] = {0,1,0,-</w:t>
+      </w:r>
+      <w:proofErr w:type="gramStart"/>
+      <w:r>
+        <w:rPr>
+          <w:rFonts w:ascii="Consolas" w:eastAsia="Consolas" w:hAnsi="Consolas" w:cs="Consolas"/>
+          <w:color w:val="555555"/>
+          <w:sz w:val="24"/>
+          <w:szCs w:val="24"/>
+        </w:rPr>
+        <w:t>1};</w:t>
+      </w:r>
+      <w:proofErr w:type="gramEnd"/>
     </w:p>
     <w:sectPr>
       <w:pgSz w:w="12240" w:h="15840"/>
